--- a/docs/en/FAQ_Volume3_Understanding_CACI_Ratio_EN.docx
+++ b/docs/en/FAQ_Volume3_Understanding_CACI_Ratio_EN.docx
@@ -302,7 +302,7 @@
           <w:szCs w:val="36"/>
           <w:lang w:val="en-US"/>
         </w:rPr>
-        <w:t>77%</w:t>
+        <w:t>78.9%</w:t>
       </w:r>
       <w:r>
         <w:rPr>
@@ -346,7 +346,7 @@
           <w:szCs w:val="36"/>
           <w:lang w:val="en-US"/>
         </w:rPr>
-        <w:t>3.4:1</w:t>
+        <w:t>3.47:1</w:t>
       </w:r>
       <w:r>
         <w:rPr>
@@ -628,7 +628,7 @@
           <w:lang w:val="en-US"/>
         </w:rPr>
         <w:lastRenderedPageBreak/>
-        <w:t>PART A — Understanding the Ratio: Why 3.4:1 and Not 1.5:1?</w:t>
+        <w:t>PART A — Understanding the Ratio: Why 3.47:1 and Not 1.5:1?</w:t>
       </w:r>
     </w:p>
     <w:p>
@@ -655,7 +655,7 @@
           <w:color w:val="1B4F72"/>
           <w:lang w:val="en-US"/>
         </w:rPr>
-        <w:t>The CACI US/EU ratio is 3.4:1 (Power Mode). But the US is richer than Europe. Isn’t that normal? “You pay, you get”?</w:t>
+        <w:t>The CACI US/EU ratio is 3.47:1 (Power Mode). But the US is richer than Europe. Isn’t that normal? “You pay, you get”?</w:t>
       </w:r>
       <w:r>
         <w:rPr>
@@ -733,7 +733,7 @@
           <w:szCs w:val="23"/>
           <w:lang w:val="en-US"/>
         </w:rPr>
-        <w:t>The 3.4:1 ratio does not mean “the US has 3.4× more compute in absolute terms.” The raw compute ratio is ~16:1 (2,763,554 vs 173,416 PF, Epoch AI). The CACI applies diminishing returns via geometric weighting (F at 0.40), so the gap is attenuated but still structurally significant:</w:t>
+        <w:t>The 3.47:1 ratio does not mean “the US has 3.4× more compute in absolute terms.” The raw compute ratio is ~16:1 (2,763,554 vs 173,416 PF, Epoch AI). The CACI applies diminishing returns via geometric weighting (F at 0.40), so the gap is attenuated but still structurally significant:</w:t>
       </w:r>
     </w:p>
     <w:p>
@@ -798,7 +798,7 @@
           <w:szCs w:val="23"/>
           <w:lang w:val="en-US"/>
         </w:rPr>
-        <w:t>Yet the CACI is 3.4:1 — more than double the GDP ratio. The question is: where does this structural amplification come from?</w:t>
+        <w:t>Yet the CACI is 3.47:1 — more than double the GDP ratio. The question is: where does this structural amplification come from?</w:t>
       </w:r>
       <w:r>
         <w:rPr>
@@ -864,7 +864,7 @@
           <w:szCs w:val="23"/>
           <w:lang w:val="en-US"/>
         </w:rPr>
-        <w:t>Three structural factors explain the gap between the “expected” ratio (1.5:1) and the observed CACI ratio (3.4:1). None of the three can be solved by “spending more.”</w:t>
+        <w:t>Three structural factors explain the gap between the “expected” ratio (1.5:1) and the observed CACI ratio (3.47:1). None of the three can be solved by “spending more.”</w:t>
       </w:r>
     </w:p>
     <w:p>
@@ -1873,7 +1873,7 @@
                 <w:sz w:val="20"/>
                 <w:szCs w:val="20"/>
               </w:rPr>
-              <w:t>3.4:1</w:t>
+              <w:t>3.47:1</w:t>
             </w:r>
           </w:p>
         </w:tc>
@@ -3128,7 +3128,7 @@
           <w:color w:val="1B4F72"/>
           <w:lang w:val="en-US"/>
         </w:rPr>
-        <w:t>In one sentence, why is this 3.4:1 ratio an existential problem and not just a catchable delay?</w:t>
+        <w:t>In one sentence, why is this 3.47:1 ratio an existential problem and not just a catchable delay?</w:t>
       </w:r>
       <w:r>
         <w:rPr>
@@ -3218,7 +3218,7 @@
           <w:szCs w:val="23"/>
           <w:lang w:val="en-US"/>
         </w:rPr>
-        <w:t>The 3.4:1 ratio is not a temporary delay: it is a structural divergence that, without intervention, becomes irreversible. That is the difference between “we are behind” and “we have lost the ability to catch up.”</w:t>
+        <w:t>The 3.47:1 ratio is not a temporary delay: it is a structural divergence that, without intervention, becomes irreversible. That is the difference between “we are behind” and “we have lost the ability to catch up.”</w:t>
       </w:r>
     </w:p>
     <w:p>

--- a/docs/en/FAQ_Volume3_Understanding_CACI_Ratio_EN.docx
+++ b/docs/en/FAQ_Volume3_Understanding_CACI_Ratio_EN.docx
@@ -733,7 +733,7 @@
           <w:szCs w:val="23"/>
           <w:lang w:val="en-US"/>
         </w:rPr>
-        <w:t>The 3.47:1 ratio does not mean “the US has 3.4× more compute in absolute terms.” The raw compute ratio is ~16:1 (2,763,554 vs 173,416 PF, Epoch AI). The CACI applies diminishing returns via geometric weighting (F at 0.40), so the gap is attenuated but still structurally significant:</w:t>
+        <w:t>The 3.47:1 ratio does not mean “the US has 3.47× more compute in absolute terms.” The raw compute ratio is ~17.6:1 (2,769,706 vs 157,640 PF, Epoch AI). The CACI applies diminishing returns via geometric weighting (F at 0.40), so the gap is attenuated but still structurally significant:</w:t>
       </w:r>
     </w:p>
     <w:p>
